--- a/docs/Worker-Dashboard-SOP.docx
+++ b/docs/Worker-Dashboard-SOP.docx
@@ -5819,6 +5819,385 @@
     </w:p>
     <w:p>
       <w:pPr>
+        <w:pStyle w:val="Heading2"/>
+        <w:spacing w:after="120" w:before="260"/>
+      </w:pPr>
+      <w:r>
+        <w:rPr>
+          <w:b/>
+          <w:bCs/>
+          <w:color w:val="1F2328"/>
+          <w:sz w:val="24"/>
+          <w:szCs w:val="24"/>
+        </w:rPr>
+        <w:t xml:space="preserve">Setting up a Google TV / Android TV box (e.g. onn)</w:t>
+      </w:r>
+    </w:p>
+    <w:p>
+      <w:pPr>
+        <w:spacing w:after="140" w:line="288"/>
+      </w:pPr>
+      <w:r>
+        <w:t xml:space="preserve">A cheap streaming box (onn, Chromecast with Google TV, any Android TV stick) makes a fine wall display, but Google TV ships without a browser and has no built-in "open a web page at boot". </w:t>
+      </w:r>
+      <w:r>
+        <w:rPr>
+          <w:b/>
+          <w:bCs/>
+        </w:rPr>
+        <w:t xml:space="preserve">Fully Kiosk Browser</w:t>
+      </w:r>
+      <w:r>
+        <w:t xml:space="preserve"> fills both gaps: it launches itself when the box powers on, loads the screen URL full-screen, keeps the display awake, and reloads the page if it ever dies.</w:t>
+      </w:r>
+    </w:p>
+    <w:p>
+      <w:pPr>
+        <w:spacing w:after="140" w:line="288"/>
+      </w:pPr>
+      <w:r>
+        <w:rPr>
+          <w:b/>
+          <w:bCs/>
+        </w:rPr>
+        <w:t xml:space="preserve">One-time install</w:t>
+      </w:r>
+      <w:r>
+        <w:t xml:space="preserve"> (the app is not in the TV Play Store, so it is sideloaded):</w:t>
+      </w:r>
+    </w:p>
+    <w:p>
+      <w:pPr>
+        <w:pStyle w:val="ListParagraph"/>
+        <w:numPr>
+          <w:ilvl w:val="0"/>
+          <w:numId w:val="7"/>
+        </w:numPr>
+        <w:spacing w:after="90" w:line="276"/>
+      </w:pPr>
+      <w:r>
+        <w:t xml:space="preserve">On the box, open the Play Store and install </w:t>
+      </w:r>
+      <w:r>
+        <w:rPr>
+          <w:b/>
+          <w:bCs/>
+        </w:rPr>
+        <w:t xml:space="preserve">Downloader</w:t>
+      </w:r>
+      <w:r>
+        <w:t xml:space="preserve"> (by AFTVnews).</w:t>
+      </w:r>
+    </w:p>
+    <w:p>
+      <w:pPr>
+        <w:pStyle w:val="ListParagraph"/>
+        <w:numPr>
+          <w:ilvl w:val="0"/>
+          <w:numId w:val="7"/>
+        </w:numPr>
+        <w:spacing w:after="90" w:line="276"/>
+      </w:pPr>
+      <w:r>
+        <w:rPr>
+          <w:b/>
+          <w:bCs/>
+        </w:rPr>
+        <w:t xml:space="preserve">Settings → System → About</w:t>
+      </w:r>
+      <w:r>
+        <w:t xml:space="preserve"> and click </w:t>
+      </w:r>
+      <w:r>
+        <w:rPr>
+          <w:b/>
+          <w:bCs/>
+        </w:rPr>
+        <w:t xml:space="preserve">Android TV OS build</w:t>
+      </w:r>
+      <w:r>
+        <w:t xml:space="preserve"> seven times to unlock Developer options.</w:t>
+      </w:r>
+    </w:p>
+    <w:p>
+      <w:pPr>
+        <w:pStyle w:val="ListParagraph"/>
+        <w:numPr>
+          <w:ilvl w:val="0"/>
+          <w:numId w:val="7"/>
+        </w:numPr>
+        <w:spacing w:after="90" w:line="276"/>
+      </w:pPr>
+      <w:r>
+        <w:rPr>
+          <w:b/>
+          <w:bCs/>
+        </w:rPr>
+        <w:t xml:space="preserve">Settings → Apps → Security &amp; restrictions → Unknown sources</w:t>
+      </w:r>
+      <w:r>
+        <w:t xml:space="preserve"> — allow </w:t>
+      </w:r>
+      <w:r>
+        <w:rPr>
+          <w:b/>
+          <w:bCs/>
+        </w:rPr>
+        <w:t xml:space="preserve">Downloader</w:t>
+      </w:r>
+      <w:r>
+        <w:t xml:space="preserve">.</w:t>
+      </w:r>
+    </w:p>
+    <w:p>
+      <w:pPr>
+        <w:pStyle w:val="ListParagraph"/>
+        <w:numPr>
+          <w:ilvl w:val="0"/>
+          <w:numId w:val="7"/>
+        </w:numPr>
+        <w:spacing w:after="90" w:line="276"/>
+      </w:pPr>
+      <w:r>
+        <w:t xml:space="preserve">Open Downloader, go to </w:t>
+      </w:r>
+      <w:r>
+        <w:rPr>
+          <w:rFonts w:ascii="Consolas" w:cs="Consolas" w:eastAsia="Consolas" w:hAnsi="Consolas"/>
+          <w:sz w:val="19"/>
+          <w:szCs w:val="19"/>
+          <w:shd w:fill="F1F3F5" w:val="clear"/>
+        </w:rPr>
+        <w:t xml:space="preserve">fully-kiosk.com</w:t>
+      </w:r>
+      <w:r>
+        <w:t xml:space="preserve">, download the Fully Kiosk Browser APK and install it.</w:t>
+      </w:r>
+    </w:p>
+    <w:p>
+      <w:pPr>
+        <w:spacing w:after="140" w:line="288"/>
+      </w:pPr>
+      <w:r>
+        <w:rPr>
+          <w:b/>
+          <w:bCs/>
+        </w:rPr>
+        <w:t xml:space="preserve">Configure Fully Kiosk:</w:t>
+      </w:r>
+    </w:p>
+    <w:p>
+      <w:pPr>
+        <w:pStyle w:val="ListParagraph"/>
+        <w:numPr>
+          <w:ilvl w:val="0"/>
+          <w:numId w:val="8"/>
+        </w:numPr>
+        <w:spacing w:after="90" w:line="276"/>
+      </w:pPr>
+      <w:r>
+        <w:rPr>
+          <w:b/>
+          <w:bCs/>
+        </w:rPr>
+        <w:t xml:space="preserve">Start URL</w:t>
+      </w:r>
+      <w:r>
+        <w:t xml:space="preserve"> — paste the screen's </w:t>
+      </w:r>
+      <w:r>
+        <w:rPr>
+          <w:rFonts w:ascii="Consolas" w:cs="Consolas" w:eastAsia="Consolas" w:hAnsi="Consolas"/>
+          <w:sz w:val="19"/>
+          <w:szCs w:val="19"/>
+          <w:shd w:fill="F1F3F5" w:val="clear"/>
+        </w:rPr>
+        <w:t xml:space="preserve">/screen/&lt;token&gt;</w:t>
+      </w:r>
+      <w:r>
+        <w:t xml:space="preserve"> URL from Screen Fleet (use Fully's Remote Admin or a USB keyboard to avoid typing a token with the remote).</w:t>
+      </w:r>
+    </w:p>
+    <w:p>
+      <w:pPr>
+        <w:pStyle w:val="ListParagraph"/>
+        <w:numPr>
+          <w:ilvl w:val="0"/>
+          <w:numId w:val="8"/>
+        </w:numPr>
+        <w:spacing w:after="90" w:line="276"/>
+      </w:pPr>
+      <w:r>
+        <w:rPr>
+          <w:b/>
+          <w:bCs/>
+        </w:rPr>
+        <w:t xml:space="preserve">Settings → Device Management</w:t>
+      </w:r>
+      <w:r>
+        <w:t xml:space="preserve"> — turn on </w:t>
+      </w:r>
+      <w:r>
+        <w:rPr>
+          <w:b/>
+          <w:bCs/>
+        </w:rPr>
+        <w:t xml:space="preserve">Launch on Boot</w:t>
+      </w:r>
+      <w:r>
+        <w:t xml:space="preserve"> and </w:t>
+      </w:r>
+      <w:r>
+        <w:rPr>
+          <w:b/>
+          <w:bCs/>
+        </w:rPr>
+        <w:t xml:space="preserve">Keep Screen On</w:t>
+      </w:r>
+      <w:r>
+        <w:t xml:space="preserve">.</w:t>
+      </w:r>
+    </w:p>
+    <w:p>
+      <w:pPr>
+        <w:pStyle w:val="ListParagraph"/>
+        <w:numPr>
+          <w:ilvl w:val="0"/>
+          <w:numId w:val="8"/>
+        </w:numPr>
+        <w:spacing w:after="90" w:line="276"/>
+      </w:pPr>
+      <w:r>
+        <w:rPr>
+          <w:b/>
+          <w:bCs/>
+        </w:rPr>
+        <w:t xml:space="preserve">Settings → Web Auto Reload</w:t>
+      </w:r>
+      <w:r>
+        <w:t xml:space="preserve"> — turn on reload on internet reconnect and an idle reload (e.g. every few hours), so a crashed page heals itself.</w:t>
+      </w:r>
+    </w:p>
+    <w:p>
+      <w:pPr>
+        <w:pStyle w:val="ListParagraph"/>
+        <w:numPr>
+          <w:ilvl w:val="0"/>
+          <w:numId w:val="8"/>
+        </w:numPr>
+        <w:spacing w:after="90" w:line="276"/>
+      </w:pPr>
+      <w:r>
+        <w:t xml:space="preserve">Optional: the paid Plus licence (one-time, per device) adds full kiosk lockdown so the remote can't leave the app. Not required for a wall display.</w:t>
+      </w:r>
+    </w:p>
+    <w:p>
+      <w:pPr>
+        <w:spacing w:after="140" w:line="288"/>
+      </w:pPr>
+      <w:r>
+        <w:rPr>
+          <w:b/>
+          <w:bCs/>
+        </w:rPr>
+        <w:t xml:space="preserve">Box settings so it never sleeps:</w:t>
+      </w:r>
+    </w:p>
+    <w:p>
+      <w:pPr>
+        <w:pStyle w:val="ListParagraph"/>
+        <w:numPr>
+          <w:ilvl w:val="0"/>
+          <w:numId w:val="1"/>
+        </w:numPr>
+        <w:spacing w:after="90" w:line="276"/>
+      </w:pPr>
+      <w:r>
+        <w:rPr>
+          <w:b/>
+          <w:bCs/>
+        </w:rPr>
+        <w:t xml:space="preserve">Settings → System → Energy saver → Turn off display</w:t>
+      </w:r>
+      <w:r>
+        <w:t xml:space="preserve"> → </w:t>
+      </w:r>
+      <w:r>
+        <w:rPr>
+          <w:b/>
+          <w:bCs/>
+        </w:rPr>
+        <w:t xml:space="preserve">Never</w:t>
+      </w:r>
+      <w:r>
+        <w:t xml:space="preserve"> (Google TV defaults to switching the display off after a few idle hours).</w:t>
+      </w:r>
+    </w:p>
+    <w:p>
+      <w:pPr>
+        <w:pStyle w:val="ListParagraph"/>
+        <w:numPr>
+          <w:ilvl w:val="0"/>
+          <w:numId w:val="1"/>
+        </w:numPr>
+        <w:spacing w:after="90" w:line="276"/>
+      </w:pPr>
+      <w:r>
+        <w:t xml:space="preserve">Screen saver / Ambient mode → set to never start, or leave it — Fully's Keep Screen On overrides it.</w:t>
+      </w:r>
+    </w:p>
+    <w:p>
+      <w:pPr>
+        <w:spacing w:after="140" w:line="288"/>
+      </w:pPr>
+      <w:r>
+        <w:rPr>
+          <w:b/>
+          <w:bCs/>
+        </w:rPr>
+        <w:t xml:space="preserve">Power-cycle behaviour:</w:t>
+      </w:r>
+      <w:r>
+        <w:t xml:space="preserve"> power the box from its own wall adapter, not the TV's USB port (TV USB can underpower it and adds a second failure point). When power returns after an outage the box boots on its own, Fully launches on boot, and the board is back with nobody touching a remote. Enable HDMI-CEC on the TV so it wakes and switches to the box's input. If the board was up before the network was, the NO INTERNET bar shows until the connection returns, then clears itself (§20).</w:t>
+      </w:r>
+    </w:p>
+    <w:p>
+      <w:pPr>
+        <w:spacing w:after="140" w:line="288"/>
+      </w:pPr>
+      <w:r>
+        <w:rPr>
+          <w:b/>
+          <w:bCs/>
+        </w:rPr>
+        <w:t xml:space="preserve">Verify:</w:t>
+      </w:r>
+      <w:r>
+        <w:t xml:space="preserve"> the screen shows </w:t>
+      </w:r>
+      <w:r>
+        <w:rPr>
+          <w:b/>
+          <w:bCs/>
+        </w:rPr>
+        <w:t xml:space="preserve">online now</w:t>
+      </w:r>
+      <w:r>
+        <w:t xml:space="preserve"> in Screen Fleet — send </w:t>
+      </w:r>
+      <w:r>
+        <w:rPr>
+          <w:b/>
+          <w:bCs/>
+        </w:rPr>
+        <w:t xml:space="preserve">Identify</w:t>
+      </w:r>
+      <w:r>
+        <w:t xml:space="preserve"> to flash that TV and confirm you're looking at the right one.</w:t>
+      </w:r>
+    </w:p>
+    <w:p>
+      <w:pPr>
         <w:pStyle w:val="Heading1"/>
         <w:pBdr>
           <w:bottom w:val="single" w:color="D0D7DE" w:sz="6" w:space="6"/>
@@ -7280,7 +7659,7 @@
         <w:pStyle w:val="ListParagraph"/>
         <w:numPr>
           <w:ilvl w:val="0"/>
-          <w:numId w:val="7"/>
+          <w:numId w:val="9"/>
         </w:numPr>
         <w:spacing w:after="90" w:line="276"/>
       </w:pPr>
@@ -7303,7 +7682,7 @@
         <w:pStyle w:val="ListParagraph"/>
         <w:numPr>
           <w:ilvl w:val="0"/>
-          <w:numId w:val="7"/>
+          <w:numId w:val="9"/>
         </w:numPr>
         <w:spacing w:after="90" w:line="276"/>
       </w:pPr>
@@ -7316,7 +7695,7 @@
         <w:pStyle w:val="ListParagraph"/>
         <w:numPr>
           <w:ilvl w:val="0"/>
-          <w:numId w:val="7"/>
+          <w:numId w:val="9"/>
         </w:numPr>
         <w:spacing w:after="90" w:line="276"/>
       </w:pPr>
@@ -7339,7 +7718,7 @@
         <w:pStyle w:val="ListParagraph"/>
         <w:numPr>
           <w:ilvl w:val="0"/>
-          <w:numId w:val="7"/>
+          <w:numId w:val="9"/>
         </w:numPr>
         <w:spacing w:after="90" w:line="276"/>
       </w:pPr>
@@ -8665,6 +9044,30 @@
     </w:lvl>
   </w:abstractNum>
   <w:abstractNum w:abstractNumId="7" w15:restartNumberingAfterBreak="0">
+    <w:multiLevelType w:val="hybridMultilevel"/>
+    <w:lvl w:ilvl="0" w15:tentative="1">
+      <w:start w:val="1"/>
+      <w:numFmt w:val="decimal"/>
+      <w:lvlText w:val="%1."/>
+      <w:lvlJc w:val="start"/>
+      <w:pPr>
+        <w:ind w:left="520" w:hanging="300"/>
+      </w:pPr>
+    </w:lvl>
+  </w:abstractNum>
+  <w:abstractNum w:abstractNumId="8" w15:restartNumberingAfterBreak="0">
+    <w:multiLevelType w:val="hybridMultilevel"/>
+    <w:lvl w:ilvl="0" w15:tentative="1">
+      <w:start w:val="1"/>
+      <w:numFmt w:val="decimal"/>
+      <w:lvlText w:val="%1."/>
+      <w:lvlJc w:val="start"/>
+      <w:pPr>
+        <w:ind w:left="520" w:hanging="300"/>
+      </w:pPr>
+    </w:lvl>
+  </w:abstractNum>
+  <w:abstractNum w:abstractNumId="9" w15:restartNumberingAfterBreak="0">
     <w:multiLevelType w:val="hybridMultilevel"/>
     <w:lvl w:ilvl="0" w15:tentative="1">
       <w:start w:val="1"/>
@@ -8714,6 +9117,18 @@
   </w:num>
   <w:num w:numId="7">
     <w:abstractNumId w:val="7"/>
+    <w:lvlOverride w:ilvl="0">
+      <w:startOverride w:val="1"/>
+    </w:lvlOverride>
+  </w:num>
+  <w:num w:numId="8">
+    <w:abstractNumId w:val="8"/>
+    <w:lvlOverride w:ilvl="0">
+      <w:startOverride w:val="1"/>
+    </w:lvlOverride>
+  </w:num>
+  <w:num w:numId="9">
+    <w:abstractNumId w:val="9"/>
     <w:lvlOverride w:ilvl="0">
       <w:startOverride w:val="1"/>
     </w:lvlOverride>

--- a/docs/Worker-Dashboard-SOP.docx
+++ b/docs/Worker-Dashboard-SOP.docx
@@ -5760,6 +5760,73 @@
           </w:p>
         </w:tc>
       </w:tr>
+      <w:tr>
+        <w:trPr>
+          <w:tblHeader w:val="false"/>
+        </w:trPr>
+        <w:tc>
+          <w:tcPr>
+            <w:tcW w:type="dxa" w:w="1700"/>
+            <w:tcMar>
+              <w:top w:type="dxa" w:w="90"/>
+              <w:left w:type="dxa" w:w="130"/>
+              <w:bottom w:type="dxa" w:w="90"/>
+              <w:right w:type="dxa" w:w="130"/>
+            </w:tcMar>
+          </w:tcPr>
+          <w:p>
+            <w:pPr>
+              <w:spacing w:after="0" w:line="264"/>
+            </w:pPr>
+            <w:r>
+              <w:rPr>
+                <w:b/>
+                <w:bCs/>
+              </w:rPr>
+              <w:t xml:space="preserve">Dark / Light mode</w:t>
+            </w:r>
+          </w:p>
+        </w:tc>
+        <w:tc>
+          <w:tcPr>
+            <w:tcW w:type="dxa" w:w="7660"/>
+            <w:tcMar>
+              <w:top w:type="dxa" w:w="90"/>
+              <w:left w:type="dxa" w:w="130"/>
+              <w:bottom w:type="dxa" w:w="90"/>
+              <w:right w:type="dxa" w:w="130"/>
+            </w:tcMar>
+          </w:tcPr>
+          <w:p>
+            <w:pPr>
+              <w:spacing w:after="0" w:line="264"/>
+            </w:pPr>
+            <w:r>
+              <w:t xml:space="preserve">Switches that screen's theme. Unlike the three commands above this is a </w:t>
+            </w:r>
+            <w:r>
+              <w:rPr>
+                <w:b/>
+                <w:bCs/>
+              </w:rPr>
+              <w:t xml:space="preserve">setting, not a one-shot</w:t>
+            </w:r>
+            <w:r>
+              <w:t xml:space="preserve"> — it sticks through reboots and power cycles. The button shows the mode it will switch </w:t>
+            </w:r>
+            <w:r>
+              <w:rPr>
+                <w:i/>
+                <w:iCs/>
+              </w:rPr>
+              <w:t xml:space="preserve">to</w:t>
+            </w:r>
+            <w:r>
+              <w:t xml:space="preserve">.</w:t>
+            </w:r>
+          </w:p>
+        </w:tc>
+      </w:tr>
     </w:tbl>
     <w:p>
       <w:pPr>
@@ -5771,7 +5838,7 @@
         <w:spacing w:after="140" w:line="288"/>
       </w:pPr>
       <w:r>
-        <w:t xml:space="preserve">Commands are picked up on the screen's next check-in, so allow a few seconds.</w:t>
+        <w:t xml:space="preserve">Commands are picked up on the screen's next check-in, so allow a few seconds — the theme toggle lands the same way, within about 15 seconds, no reload needed.</w:t>
       </w:r>
     </w:p>
     <w:p>

--- a/docs/Worker-Dashboard-SOP.docx
+++ b/docs/Worker-Dashboard-SOP.docx
@@ -5827,6 +5827,63 @@
           </w:p>
         </w:tc>
       </w:tr>
+      <w:tr>
+        <w:trPr>
+          <w:tblHeader w:val="false"/>
+        </w:trPr>
+        <w:tc>
+          <w:tcPr>
+            <w:tcW w:type="dxa" w:w="1700"/>
+            <w:tcMar>
+              <w:top w:type="dxa" w:w="90"/>
+              <w:left w:type="dxa" w:w="130"/>
+              <w:bottom w:type="dxa" w:w="90"/>
+              <w:right w:type="dxa" w:w="130"/>
+            </w:tcMar>
+          </w:tcPr>
+          <w:p>
+            <w:pPr>
+              <w:spacing w:after="0" w:line="264"/>
+            </w:pPr>
+            <w:r>
+              <w:rPr>
+                <w:b/>
+                <w:bCs/>
+              </w:rPr>
+              <w:t xml:space="preserve">A− / A+ (text size)</w:t>
+            </w:r>
+          </w:p>
+        </w:tc>
+        <w:tc>
+          <w:tcPr>
+            <w:tcW w:type="dxa" w:w="7660"/>
+            <w:tcMar>
+              <w:top w:type="dxa" w:w="90"/>
+              <w:left w:type="dxa" w:w="130"/>
+              <w:bottom w:type="dxa" w:w="90"/>
+              <w:right w:type="dxa" w:w="130"/>
+            </w:tcMar>
+          </w:tcPr>
+          <w:p>
+            <w:pPr>
+              <w:spacing w:after="0" w:line="264"/>
+            </w:pPr>
+            <w:r>
+              <w:t xml:space="preserve">Scales everything on that screen, 50–200%. Like browser zoom, so the layout reflows rather than cropping. A TV read from across the floor usually wants </w:t>
+            </w:r>
+            <w:r>
+              <w:rPr>
+                <w:b/>
+                <w:bCs/>
+              </w:rPr>
+              <w:t xml:space="preserve">130–150%</w:t>
+            </w:r>
+            <w:r>
+              <w:t xml:space="preserve">; a desk monitor stays at 100%. A setting, like theme — it survives reboots.</w:t>
+            </w:r>
+          </w:p>
+        </w:tc>
+      </w:tr>
     </w:tbl>
     <w:p>
       <w:pPr>
@@ -5838,7 +5895,7 @@
         <w:spacing w:after="140" w:line="288"/>
       </w:pPr>
       <w:r>
-        <w:t xml:space="preserve">Commands are picked up on the screen's next check-in, so allow a few seconds — the theme toggle lands the same way, within about 15 seconds, no reload needed.</w:t>
+        <w:t xml:space="preserve">Commands are picked up on the screen's next check-in, so allow a few seconds — the theme and text-size settings land the same way, within about 15 seconds, no reload needed. Because both are applied by the board itself, they work on any device showing the URL — locked-down signage players included.</w:t>
       </w:r>
     </w:p>
     <w:p>
@@ -5905,17 +5962,7 @@
         <w:spacing w:after="140" w:line="288"/>
       </w:pPr>
       <w:r>
-        <w:t xml:space="preserve">A cheap streaming box (onn, Chromecast with Google TV, any Android TV stick) makes a fine wall display, but Google TV ships without a browser and has no built-in "open a web page at boot". </w:t>
-      </w:r>
-      <w:r>
-        <w:rPr>
-          <w:b/>
-          <w:bCs/>
-        </w:rPr>
-        <w:t xml:space="preserve">Fully Kiosk Browser</w:t>
-      </w:r>
-      <w:r>
-        <w:t xml:space="preserve"> fills both gaps: it launches itself when the box powers on, loads the screen URL full-screen, keeps the display awake, and reloads the page if it ever dies.</w:t>
+        <w:t xml:space="preserve">A cheap streaming box (onn, Chromecast with Google TV, any Android TV stick) makes a fine wall display, but Google TV ships without a browser and has no built-in "open a web page at boot". Two ways to fill that gap:</w:t>
       </w:r>
     </w:p>
     <w:p>
@@ -5927,7 +5974,67 @@
           <w:b/>
           <w:bCs/>
         </w:rPr>
-        <w:t xml:space="preserve">One-time install</w:t>
+        <w:t xml:space="preserve">Option A — a signage player from the TV's own Play Store (no sideloading).</w:t>
+      </w:r>
+      <w:r>
+        <w:t xml:space="preserve"> Install a digital-signage app such as </w:t>
+      </w:r>
+      <w:r>
+        <w:rPr>
+          <w:b/>
+          <w:bCs/>
+        </w:rPr>
+        <w:t xml:space="preserve">AbleSign</w:t>
+      </w:r>
+      <w:r>
+        <w:t xml:space="preserve"> from the Play Store, add the screen's display URL as a web-page item, and enable the app's start-on-boot option. A dedicated signage device such as the </w:t>
+      </w:r>
+      <w:r>
+        <w:rPr>
+          <w:b/>
+          <w:bCs/>
+        </w:rPr>
+        <w:t xml:space="preserve">Amazon Signage Stick</w:t>
+      </w:r>
+      <w:r>
+        <w:t xml:space="preserve"> works the same way: give its player the display URL. These players are deliberately locked down and expose few page controls — that is fine, because theme and text size are set </w:t>
+      </w:r>
+      <w:r>
+        <w:rPr>
+          <w:b/>
+          <w:bCs/>
+        </w:rPr>
+        <w:t xml:space="preserve">from Screen Fleet</w:t>
+      </w:r>
+      <w:r>
+        <w:t xml:space="preserve">, not on the device.</w:t>
+      </w:r>
+    </w:p>
+    <w:p>
+      <w:pPr>
+        <w:spacing w:after="140" w:line="288"/>
+      </w:pPr>
+      <w:r>
+        <w:rPr>
+          <w:b/>
+          <w:bCs/>
+        </w:rPr>
+        <w:t xml:space="preserve">Option B — Fully Kiosk Browser (sideloaded).</w:t>
+      </w:r>
+      <w:r>
+        <w:t xml:space="preserve"> More control (remote admin, auto-reload tuning, full kiosk lockdown), at the cost of a one-time sideload: it launches itself when the box powers on, loads the screen URL full-screen, keeps the display awake, and reloads the page if it ever dies.</w:t>
+      </w:r>
+    </w:p>
+    <w:p>
+      <w:pPr>
+        <w:spacing w:after="140" w:line="288"/>
+      </w:pPr>
+      <w:r>
+        <w:rPr>
+          <w:b/>
+          <w:bCs/>
+        </w:rPr>
+        <w:t xml:space="preserve">One-time install for Option B</w:t>
       </w:r>
       <w:r>
         <w:t xml:space="preserve"> (the app is not in the TV Play Store, so it is sideloaded):</w:t>
@@ -6226,6 +6333,94 @@
       </w:r>
       <w:r>
         <w:t xml:space="preserve"> power the box from its own wall adapter, not the TV's USB port (TV USB can underpower it and adds a second failure point). When power returns after an outage the box boots on its own, Fully launches on boot, and the board is back with nobody touching a remote. Enable HDMI-CEC on the TV so it wakes and switches to the box's input. If the board was up before the network was, the NO INTERNET bar shows until the connection returns, then clears itself (§20).</w:t>
+      </w:r>
+    </w:p>
+    <w:p>
+      <w:pPr>
+        <w:spacing w:after="140" w:line="288"/>
+      </w:pPr>
+      <w:r>
+        <w:rPr>
+          <w:b/>
+          <w:bCs/>
+        </w:rPr>
+        <w:t xml:space="preserve">If the text looks small or soft on the TV:</w:t>
+      </w:r>
+    </w:p>
+    <w:p>
+      <w:pPr>
+        <w:pStyle w:val="ListParagraph"/>
+        <w:numPr>
+          <w:ilvl w:val="0"/>
+          <w:numId w:val="1"/>
+        </w:numPr>
+        <w:spacing w:after="90" w:line="276"/>
+      </w:pPr>
+      <w:r>
+        <w:t xml:space="preserve">Small → raise that screen's </w:t>
+      </w:r>
+      <w:r>
+        <w:rPr>
+          <w:b/>
+          <w:bCs/>
+        </w:rPr>
+        <w:t xml:space="preserve">text size</w:t>
+      </w:r>
+      <w:r>
+        <w:t xml:space="preserve"> in Screen Fleet (A+); 130–150% is typical for a TV read from across the floor.</w:t>
+      </w:r>
+    </w:p>
+    <w:p>
+      <w:pPr>
+        <w:pStyle w:val="ListParagraph"/>
+        <w:numPr>
+          <w:ilvl w:val="0"/>
+          <w:numId w:val="1"/>
+        </w:numPr>
+        <w:spacing w:after="90" w:line="276"/>
+      </w:pPr>
+      <w:r>
+        <w:t xml:space="preserve">Soft/blurry → that is the device's video output, not the board. Check the box or stick is outputting the TV's native resolution (Settings → Display — 1080p minimum, 4K if the panel is 4K), turn off the TV's overscan (picture size </w:t>
+      </w:r>
+      <w:r>
+        <w:rPr>
+          <w:b/>
+          <w:bCs/>
+        </w:rPr>
+        <w:t xml:space="preserve">Just Scan</w:t>
+      </w:r>
+      <w:r>
+        <w:t xml:space="preserve"> / </w:t>
+      </w:r>
+      <w:r>
+        <w:rPr>
+          <w:b/>
+          <w:bCs/>
+        </w:rPr>
+        <w:t xml:space="preserve">Fit</w:t>
+      </w:r>
+      <w:r>
+        <w:t xml:space="preserve"> / </w:t>
+      </w:r>
+      <w:r>
+        <w:rPr>
+          <w:b/>
+          <w:bCs/>
+        </w:rPr>
+        <w:t xml:space="preserve">100%</w:t>
+      </w:r>
+      <w:r>
+        <w:t xml:space="preserve">), and put that HDMI input in </w:t>
+      </w:r>
+      <w:r>
+        <w:rPr>
+          <w:b/>
+          <w:bCs/>
+        </w:rPr>
+        <w:t xml:space="preserve">PC/Game mode</w:t>
+      </w:r>
+      <w:r>
+        <w:t xml:space="preserve"> so the TV stops re-processing the image. Refresh rate (60 Hz vs 30 Hz) does not blur text — resolution and overscan do.</w:t>
       </w:r>
     </w:p>
     <w:p>
